--- a/Xceed.Words.NET.Examples/Samples/Miscellaneous/Output/CreateRecipe.docx
+++ b/Xceed.Words.NET.Examples/Samples/Miscellaneous/Output/CreateRecipe.docx
@@ -58,7 +58,7 @@
                           <pic:cNvPicPr/>
                         </pic:nvPicPr>
                         <pic:blipFill>
-                          <a:blip xmlns:r="http://schemas.openxmlformats.org/officeDocument/2006/relationships" r:embed="Rda87afe16db74d84"/>
+                          <a:blip xmlns:r="http://schemas.openxmlformats.org/officeDocument/2006/relationships" r:embed="R165ba3471643403b"/>
                           <a:stretch>
                             <a:fillRect/>
                           </a:stretch>
@@ -321,7 +321,7 @@
         </w:rPr>
         <w:t xml:space="preserve">Reference: </w:t>
       </w:r>
-      <w:hyperlink r:id="R54af7d2a32194f4a" w:history="1">
+      <w:hyperlink r:id="R76b5fe40baf849a4" w:history="1">
         <w:r>
           <w:rPr>
             <w:rStyle w:val="Hyperlink"/>
@@ -348,7 +348,7 @@
 <file path=word/numbering.xml><?xml version="1.0" encoding="utf-8"?>
 <w:numbering xmlns:wpc="http://schemas.microsoft.com/office/word/2010/wordprocessingCanvas" xmlns:mc="http://schemas.openxmlformats.org/markup-compatibility/2006" xmlns:o="urn:schemas-microsoft-com:office:office" xmlns:r="http://schemas.openxmlformats.org/officeDocument/2006/relationships" xmlns:m="http://schemas.openxmlformats.org/officeDocument/2006/math" xmlns:v="urn:schemas-microsoft-com:vml" xmlns:wp14="http://schemas.microsoft.com/office/word/2010/wordprocessingDrawing" xmlns:wp="http://schemas.openxmlformats.org/drawingml/2006/wordprocessingDrawing" xmlns:w10="urn:schemas-microsoft-com:office:word" xmlns:w="http://schemas.openxmlformats.org/wordprocessingml/2006/main" xmlns:w14="http://schemas.microsoft.com/office/word/2010/wordml" xmlns:wpg="http://schemas.microsoft.com/office/word/2010/wordprocessingGroup" xmlns:wpi="http://schemas.microsoft.com/office/word/2010/wordprocessingInk" xmlns:wne="http://schemas.microsoft.com/office/word/2006/wordml" xmlns:wps="http://schemas.microsoft.com/office/word/2010/wordprocessingShape" mc:Ignorable="w14 wp14">
   <w:abstractNum w:abstractNumId="0">
-    <w:nsid w:val="98BC252B"/>
+    <w:nsid w:val="7E4ADA79"/>
     <w:multiLevelType w:val="hybridMultilevel"/>
     <w:tmpl w:val="E7CC04EC"/>
     <w:lvl w:ilvl="0" w:tplc="04090001">
@@ -461,7 +461,7 @@
     </w:lvl>
   </w:abstractNum>
   <w:abstractNum w:abstractNumId="1">
-    <w:nsid w:val="B98430A4"/>
+    <w:nsid w:val="8A8325E0"/>
     <w:multiLevelType w:val="hybridMultilevel"/>
     <w:tmpl w:val="0409001D"/>
     <w:lvl w:ilvl="0">
@@ -569,7 +569,7 @@
         <w:rFonts w:asciiTheme="minorHAnsi" w:eastAsiaTheme="minorHAnsi" w:hAnsiTheme="minorHAnsi" w:cstheme="minorBidi"/>
         <w:sz w:val="22"/>
         <w:szCs w:val="22"/>
-        <w:lang w:val="en-US" w:eastAsia="en-US" w:bidi="ar-SA"/>
+        <w:lang w:val="en-CA" w:eastAsia="en-US" w:bidi="ar-SA"/>
       </w:rPr>
     </w:rPrDefault>
     <w:pPrDefault/>
